--- a/Website Notas.docx
+++ b/Website Notas.docx
@@ -148,778 +148,6 @@
       <w:r>
         <w:rPr/>
         <w:t>7de foto van winkel binnne kyk as jy google daa is fotos van binne die winkel</w:t>
-      </w:r>
-    </w:p>
-    <w:p>
-      <w:pPr>
-        <w:pStyle w:val="Normal"/>
-        <w:rPr/>
-      </w:pPr>
-      <w:r>
-        <w:rPr/>
-      </w:r>
-    </w:p>
-    <w:p>
-      <w:pPr>
-        <w:pStyle w:val="Normal"/>
-        <w:rPr/>
-      </w:pPr>
-      <w:r>
-        <w:rPr/>
-        <w:t>QUESTIONS</w:t>
-      </w:r>
-    </w:p>
-    <w:p>
-      <w:pPr>
-        <w:pStyle w:val="ListParagraph"/>
-        <w:numPr>
-          <w:ilvl w:val="0"/>
-          <w:numId w:val="3"/>
-        </w:numPr>
-        <w:rPr/>
-      </w:pPr>
-      <w:r>
-        <w:rPr/>
-        <w:t>Pricelist?</w:t>
-      </w:r>
-    </w:p>
-    <w:p>
-      <w:pPr>
-        <w:pStyle w:val="Normal"/>
-        <w:rPr/>
-      </w:pPr>
-      <w:r>
-        <w:rPr/>
-        <w:t>We don’t have a pricelist available on our website as process differ as meat prices vary depending on the market. Please contact us via mail or cellphone then we will assist.</w:t>
-      </w:r>
-    </w:p>
-    <w:p>
-      <w:pPr>
-        <w:pStyle w:val="ListParagraph"/>
-        <w:numPr>
-          <w:ilvl w:val="0"/>
-          <w:numId w:val="3"/>
-        </w:numPr>
-        <w:rPr/>
-      </w:pPr>
-      <w:r>
-        <w:drawing>
-          <wp:anchor behindDoc="0" distT="0" distB="0" distL="0" distR="0" simplePos="0" locked="0" layoutInCell="1" allowOverlap="1" relativeHeight="2">
-            <wp:simplePos x="0" y="0"/>
-            <wp:positionH relativeFrom="column">
-              <wp:posOffset>3620770</wp:posOffset>
-            </wp:positionH>
-            <wp:positionV relativeFrom="paragraph">
-              <wp:posOffset>245745</wp:posOffset>
-            </wp:positionV>
-            <wp:extent cx="1240155" cy="571500"/>
-            <wp:effectExtent l="0" t="0" r="0" b="0"/>
-            <wp:wrapNone/>
-            <wp:docPr id="1" name="Picture 3" descr=""/>
-            <wp:cNvGraphicFramePr>
-              <a:graphicFrameLocks xmlns:a="http://schemas.openxmlformats.org/drawingml/2006/main" noChangeAspect="1"/>
-            </wp:cNvGraphicFramePr>
-            <a:graphic xmlns:a="http://schemas.openxmlformats.org/drawingml/2006/main">
-              <a:graphicData uri="http://schemas.openxmlformats.org/drawingml/2006/picture">
-                <pic:pic xmlns:pic="http://schemas.openxmlformats.org/drawingml/2006/picture">
-                  <pic:nvPicPr>
-                    <pic:cNvPr id="1" name="Picture 3" descr=""/>
-                    <pic:cNvPicPr>
-                      <a:picLocks noChangeAspect="1" noChangeArrowheads="1"/>
-                    </pic:cNvPicPr>
-                  </pic:nvPicPr>
-                  <pic:blipFill>
-                    <a:blip r:embed="rId2"/>
-                    <a:stretch>
-                      <a:fillRect/>
-                    </a:stretch>
-                  </pic:blipFill>
-                  <pic:spPr bwMode="auto">
-                    <a:xfrm>
-                      <a:off x="0" y="0"/>
-                      <a:ext cx="1240155" cy="571500"/>
-                    </a:xfrm>
-                    <a:prstGeom prst="rect">
-                      <a:avLst/>
-                    </a:prstGeom>
-                  </pic:spPr>
-                </pic:pic>
-              </a:graphicData>
-            </a:graphic>
-          </wp:anchor>
-        </w:drawing>
-      </w:r>
-      <w:r>
-        <w:rPr/>
-        <w:t xml:space="preserve">We are travelling and want to place an order. How does it work? -hier kan jy dalk gaphially die process veduidelik met geskryf onder prentjie </w:t>
-      </w:r>
-    </w:p>
-    <w:p>
-      <w:pPr>
-        <w:pStyle w:val="ListParagraph"/>
-        <w:numPr>
-          <w:ilvl w:val="1"/>
-          <w:numId w:val="3"/>
-        </w:numPr>
-        <w:rPr/>
-      </w:pPr>
-      <w:r>
-        <mc:AlternateContent>
-          <mc:Choice Requires="wps">
-            <w:drawing>
-              <wp:anchor behindDoc="0" distT="6350" distB="10160" distL="15875" distR="16510" simplePos="0" locked="0" layoutInCell="1" allowOverlap="1" relativeHeight="4" wp14:anchorId="7DF72288">
-                <wp:simplePos x="0" y="0"/>
-                <wp:positionH relativeFrom="column">
-                  <wp:posOffset>1813560</wp:posOffset>
-                </wp:positionH>
-                <wp:positionV relativeFrom="paragraph">
-                  <wp:posOffset>251460</wp:posOffset>
-                </wp:positionV>
-                <wp:extent cx="182880" cy="365760"/>
-                <wp:effectExtent l="15875" t="6350" r="16510" b="10160"/>
-                <wp:wrapNone/>
-                <wp:docPr id="2" name="Arrow: Down 6"/>
-                <a:graphic xmlns:a="http://schemas.openxmlformats.org/drawingml/2006/main">
-                  <a:graphicData uri="http://schemas.microsoft.com/office/word/2010/wordprocessingShape">
-                    <wps:wsp>
-                      <wps:cNvSpPr/>
-                      <wps:spPr>
-                        <a:xfrm>
-                          <a:off x="0" y="0"/>
-                          <a:ext cx="182880" cy="365760"/>
-                        </a:xfrm>
-                        <a:prstGeom prst="downArrow">
-                          <a:avLst>
-                            <a:gd name="adj1" fmla="val 50000"/>
-                            <a:gd name="adj2" fmla="val 50000"/>
-                          </a:avLst>
-                        </a:prstGeom>
-                        <a:solidFill>
-                          <a:srgbClr val="4472c4"/>
-                        </a:solidFill>
-                        <a:ln>
-                          <a:solidFill>
-                            <a:srgbClr val="325490"/>
-                          </a:solidFill>
-                        </a:ln>
-                      </wps:spPr>
-                      <wps:style>
-                        <a:lnRef idx="2">
-                          <a:schemeClr val="accent1">
-                            <a:shade val="50000"/>
-                          </a:schemeClr>
-                        </a:lnRef>
-                        <a:fillRef idx="1">
-                          <a:schemeClr val="accent1"/>
-                        </a:fillRef>
-                        <a:effectRef idx="0">
-                          <a:schemeClr val="accent1"/>
-                        </a:effectRef>
-                        <a:fontRef idx="minor"/>
-                      </wps:style>
-                      <wps:bodyPr/>
-                    </wps:wsp>
-                  </a:graphicData>
-                </a:graphic>
-              </wp:anchor>
-            </w:drawing>
-          </mc:Choice>
-          <mc:Fallback>
-            <w:pict>
-              <v:shapetype id="_x0000_t67" coordsize="21600,21600" o:spt="67" adj="10800,10800" path="m0@3l@5@3l@5,l@6,l@6@3l21600@3l10800,21600xe">
-                <v:stroke joinstyle="miter"/>
-                <v:formulas>
-                  <v:f eqn="val 21600"/>
-                  <v:f eqn="val #1"/>
-                  <v:f eqn="val #0"/>
-                  <v:f eqn="sum height 0 @2"/>
-                  <v:f eqn="prod 1 @1 2"/>
-                  <v:f eqn="sum 10800 0 @4"/>
-                  <v:f eqn="sum 10800 @4 0"/>
-                  <v:f eqn="prod @5 @2 10800"/>
-                  <v:f eqn="sum @3 @7 0"/>
-                </v:formulas>
-                <v:path gradientshapeok="t" o:connecttype="rect" textboxrect="@5,0,@6,@8"/>
-                <v:handles>
-                  <v:h position="@5,0"/>
-                  <v:h position="0,@3"/>
-                </v:handles>
-              </v:shapetype>
-              <v:shape id="shape_0" ID="Arrow: Down 6" path="l-2147483631,-2147483635l-2147483631,0l-2147483629,0l-2147483629,-2147483635l-2147483622,-2147483635l-2147483632,-2147483623xe" fillcolor="#4472c4" stroked="t" o:allowincell="f" style="position:absolute;margin-left:142.8pt;margin-top:19.8pt;width:14.35pt;height:28.75pt;mso-wrap-style:none;v-text-anchor:middle" wp14:anchorId="7DF72288" type="_x0000_t67">
-                <v:fill o:detectmouseclick="t" type="solid" color2="#bb8d3b"/>
-                <v:stroke color="#325490" weight="12600" joinstyle="miter" endcap="flat"/>
-                <w10:wrap type="none"/>
-              </v:shape>
-            </w:pict>
-          </mc:Fallback>
-        </mc:AlternateContent>
-      </w:r>
-      <w:r>
-        <w:rPr/>
-        <w:t xml:space="preserve">Send us an email or Whatsapp or give us a call </w:t>
-      </w:r>
-    </w:p>
-    <w:p>
-      <w:pPr>
-        <w:pStyle w:val="Normal"/>
-        <w:rPr/>
-      </w:pPr>
-      <w:r>
-        <w:rPr/>
-      </w:r>
-    </w:p>
-    <w:p>
-      <w:pPr>
-        <w:pStyle w:val="ListParagraph"/>
-        <w:numPr>
-          <w:ilvl w:val="1"/>
-          <w:numId w:val="3"/>
-        </w:numPr>
-        <w:rPr/>
-      </w:pPr>
-      <w:r>
-        <w:drawing>
-          <wp:anchor behindDoc="0" distT="0" distB="0" distL="0" distR="0" simplePos="0" locked="0" layoutInCell="1" allowOverlap="1" relativeHeight="3">
-            <wp:simplePos x="0" y="0"/>
-            <wp:positionH relativeFrom="column">
-              <wp:posOffset>4137660</wp:posOffset>
-            </wp:positionH>
-            <wp:positionV relativeFrom="paragraph">
-              <wp:posOffset>7620</wp:posOffset>
-            </wp:positionV>
-            <wp:extent cx="595630" cy="655320"/>
-            <wp:effectExtent l="0" t="0" r="0" b="0"/>
-            <wp:wrapNone/>
-            <wp:docPr id="3" name="Picture 5" descr=""/>
-            <wp:cNvGraphicFramePr>
-              <a:graphicFrameLocks xmlns:a="http://schemas.openxmlformats.org/drawingml/2006/main" noChangeAspect="1"/>
-            </wp:cNvGraphicFramePr>
-            <a:graphic xmlns:a="http://schemas.openxmlformats.org/drawingml/2006/main">
-              <a:graphicData uri="http://schemas.openxmlformats.org/drawingml/2006/picture">
-                <pic:pic xmlns:pic="http://schemas.openxmlformats.org/drawingml/2006/picture">
-                  <pic:nvPicPr>
-                    <pic:cNvPr id="3" name="Picture 5" descr=""/>
-                    <pic:cNvPicPr>
-                      <a:picLocks noChangeAspect="1" noChangeArrowheads="1"/>
-                    </pic:cNvPicPr>
-                  </pic:nvPicPr>
-                  <pic:blipFill>
-                    <a:blip r:embed="rId3"/>
-                    <a:stretch>
-                      <a:fillRect/>
-                    </a:stretch>
-                  </pic:blipFill>
-                  <pic:spPr bwMode="auto">
-                    <a:xfrm>
-                      <a:off x="0" y="0"/>
-                      <a:ext cx="595630" cy="655320"/>
-                    </a:xfrm>
-                    <a:prstGeom prst="rect">
-                      <a:avLst/>
-                    </a:prstGeom>
-                  </pic:spPr>
-                </pic:pic>
-              </a:graphicData>
-            </a:graphic>
-          </wp:anchor>
-        </w:drawing>
-      </w:r>
-      <w:r>
-        <w:rPr/>
-        <w:t xml:space="preserve">We will provide an order list with products and prices </w:t>
-      </w:r>
-    </w:p>
-    <w:p>
-      <w:pPr>
-        <w:pStyle w:val="ListParagraph"/>
-        <w:rPr/>
-      </w:pPr>
-      <w:r>
-        <w:rPr/>
-        <mc:AlternateContent>
-          <mc:Choice Requires="wps">
-            <w:drawing>
-              <wp:anchor behindDoc="0" distT="6350" distB="10160" distL="15875" distR="16510" simplePos="0" locked="0" layoutInCell="1" allowOverlap="1" relativeHeight="5" wp14:anchorId="31051578">
-                <wp:simplePos x="0" y="0"/>
-                <wp:positionH relativeFrom="column">
-                  <wp:posOffset>1798320</wp:posOffset>
-                </wp:positionH>
-                <wp:positionV relativeFrom="paragraph">
-                  <wp:posOffset>6985</wp:posOffset>
-                </wp:positionV>
-                <wp:extent cx="182880" cy="365760"/>
-                <wp:effectExtent l="15875" t="6350" r="16510" b="10160"/>
-                <wp:wrapNone/>
-                <wp:docPr id="4" name="Arrow: Down 8"/>
-                <a:graphic xmlns:a="http://schemas.openxmlformats.org/drawingml/2006/main">
-                  <a:graphicData uri="http://schemas.microsoft.com/office/word/2010/wordprocessingShape">
-                    <wps:wsp>
-                      <wps:cNvSpPr/>
-                      <wps:spPr>
-                        <a:xfrm>
-                          <a:off x="0" y="0"/>
-                          <a:ext cx="182880" cy="365760"/>
-                        </a:xfrm>
-                        <a:prstGeom prst="downArrow">
-                          <a:avLst>
-                            <a:gd name="adj1" fmla="val 50000"/>
-                            <a:gd name="adj2" fmla="val 50000"/>
-                          </a:avLst>
-                        </a:prstGeom>
-                        <a:solidFill>
-                          <a:srgbClr val="4472c4"/>
-                        </a:solidFill>
-                        <a:ln>
-                          <a:solidFill>
-                            <a:srgbClr val="325490"/>
-                          </a:solidFill>
-                        </a:ln>
-                      </wps:spPr>
-                      <wps:style>
-                        <a:lnRef idx="2">
-                          <a:schemeClr val="accent1">
-                            <a:shade val="50000"/>
-                          </a:schemeClr>
-                        </a:lnRef>
-                        <a:fillRef idx="1">
-                          <a:schemeClr val="accent1"/>
-                        </a:fillRef>
-                        <a:effectRef idx="0">
-                          <a:schemeClr val="accent1"/>
-                        </a:effectRef>
-                        <a:fontRef idx="minor"/>
-                      </wps:style>
-                      <wps:bodyPr/>
-                    </wps:wsp>
-                  </a:graphicData>
-                </a:graphic>
-              </wp:anchor>
-            </w:drawing>
-          </mc:Choice>
-          <mc:Fallback>
-            <w:pict>
-              <v:shape id="shape_0" ID="Arrow: Down 8" path="l-2147483631,-2147483635l-2147483631,0l-2147483629,0l-2147483629,-2147483635l-2147483622,-2147483635l-2147483632,-2147483623xe" fillcolor="#4472c4" stroked="t" o:allowincell="f" style="position:absolute;margin-left:141.6pt;margin-top:0.55pt;width:14.35pt;height:28.75pt;mso-wrap-style:none;v-text-anchor:middle" wp14:anchorId="31051578" type="_x0000_t67">
-                <v:fill o:detectmouseclick="t" type="solid" color2="#bb8d3b"/>
-                <v:stroke color="#325490" weight="12600" joinstyle="miter" endcap="flat"/>
-                <w10:wrap type="none"/>
-              </v:shape>
-            </w:pict>
-          </mc:Fallback>
-        </mc:AlternateContent>
-      </w:r>
-    </w:p>
-    <w:p>
-      <w:pPr>
-        <w:pStyle w:val="ListParagraph"/>
-        <w:rPr/>
-      </w:pPr>
-      <w:r>
-        <w:rPr/>
-      </w:r>
-    </w:p>
-    <w:p>
-      <w:pPr>
-        <w:pStyle w:val="ListParagraph"/>
-        <w:numPr>
-          <w:ilvl w:val="1"/>
-          <w:numId w:val="3"/>
-        </w:numPr>
-        <w:rPr/>
-      </w:pPr>
-      <w:r>
-        <w:rPr/>
-        <w:t>Place your order and provide the following information</w:t>
-      </w:r>
-    </w:p>
-    <w:p>
-      <w:pPr>
-        <w:pStyle w:val="ListParagraph"/>
-        <w:numPr>
-          <w:ilvl w:val="2"/>
-          <w:numId w:val="3"/>
-        </w:numPr>
-        <w:rPr/>
-      </w:pPr>
-      <w:r>
-        <w:rPr/>
-        <w:t>Pick up date</w:t>
-      </w:r>
-    </w:p>
-    <w:p>
-      <w:pPr>
-        <w:pStyle w:val="ListParagraph"/>
-        <w:numPr>
-          <w:ilvl w:val="2"/>
-          <w:numId w:val="3"/>
-        </w:numPr>
-        <w:rPr/>
-      </w:pPr>
-      <w:r>
-        <w:rPr/>
-        <w:t>Indicate Packaging on order- example 500g x 3 boerewors, Beef rump 300g x 4 etc.</w:t>
-      </w:r>
-    </w:p>
-    <w:p>
-      <w:pPr>
-        <w:pStyle w:val="ListParagraph"/>
-        <w:numPr>
-          <w:ilvl w:val="2"/>
-          <w:numId w:val="3"/>
-        </w:numPr>
-        <w:rPr/>
-      </w:pPr>
-      <w:r>
-        <mc:AlternateContent>
-          <mc:Choice Requires="wps">
-            <w:drawing>
-              <wp:anchor behindDoc="0" distT="6350" distB="10160" distL="15875" distR="16510" simplePos="0" locked="0" layoutInCell="1" allowOverlap="1" relativeHeight="6" wp14:anchorId="68701627">
-                <wp:simplePos x="0" y="0"/>
-                <wp:positionH relativeFrom="column">
-                  <wp:posOffset>1927860</wp:posOffset>
-                </wp:positionH>
-                <wp:positionV relativeFrom="paragraph">
-                  <wp:posOffset>170815</wp:posOffset>
-                </wp:positionV>
-                <wp:extent cx="182880" cy="365760"/>
-                <wp:effectExtent l="15875" t="6350" r="16510" b="10160"/>
-                <wp:wrapNone/>
-                <wp:docPr id="5" name="Arrow: Down 9"/>
-                <a:graphic xmlns:a="http://schemas.openxmlformats.org/drawingml/2006/main">
-                  <a:graphicData uri="http://schemas.microsoft.com/office/word/2010/wordprocessingShape">
-                    <wps:wsp>
-                      <wps:cNvSpPr/>
-                      <wps:spPr>
-                        <a:xfrm>
-                          <a:off x="0" y="0"/>
-                          <a:ext cx="182880" cy="365760"/>
-                        </a:xfrm>
-                        <a:prstGeom prst="downArrow">
-                          <a:avLst>
-                            <a:gd name="adj1" fmla="val 50000"/>
-                            <a:gd name="adj2" fmla="val 50000"/>
-                          </a:avLst>
-                        </a:prstGeom>
-                        <a:solidFill>
-                          <a:srgbClr val="4472c4"/>
-                        </a:solidFill>
-                        <a:ln>
-                          <a:solidFill>
-                            <a:srgbClr val="325490"/>
-                          </a:solidFill>
-                        </a:ln>
-                      </wps:spPr>
-                      <wps:style>
-                        <a:lnRef idx="2">
-                          <a:schemeClr val="accent1">
-                            <a:shade val="50000"/>
-                          </a:schemeClr>
-                        </a:lnRef>
-                        <a:fillRef idx="1">
-                          <a:schemeClr val="accent1"/>
-                        </a:fillRef>
-                        <a:effectRef idx="0">
-                          <a:schemeClr val="accent1"/>
-                        </a:effectRef>
-                        <a:fontRef idx="minor"/>
-                      </wps:style>
-                      <wps:bodyPr/>
-                    </wps:wsp>
-                  </a:graphicData>
-                </a:graphic>
-              </wp:anchor>
-            </w:drawing>
-          </mc:Choice>
-          <mc:Fallback>
-            <w:pict>
-              <v:shape id="shape_0" ID="Arrow: Down 9" path="l-2147483631,-2147483635l-2147483631,0l-2147483629,0l-2147483629,-2147483635l-2147483622,-2147483635l-2147483632,-2147483623xe" fillcolor="#4472c4" stroked="t" o:allowincell="f" style="position:absolute;margin-left:151.8pt;margin-top:13.45pt;width:14.35pt;height:28.75pt;mso-wrap-style:none;v-text-anchor:middle" wp14:anchorId="68701627" type="_x0000_t67">
-                <v:fill o:detectmouseclick="t" type="solid" color2="#bb8d3b"/>
-                <v:stroke color="#325490" weight="12600" joinstyle="miter" endcap="flat"/>
-                <w10:wrap type="none"/>
-              </v:shape>
-            </w:pict>
-          </mc:Fallback>
-        </mc:AlternateContent>
-      </w:r>
-      <w:r>
-        <w:rPr/>
-        <w:t xml:space="preserve">Place your order at least a week prior to arriving or earlier. </w:t>
-      </w:r>
-    </w:p>
-    <w:p>
-      <w:pPr>
-        <w:pStyle w:val="Normal"/>
-        <w:rPr/>
-      </w:pPr>
-      <w:r>
-        <w:rPr/>
-        <w:drawing>
-          <wp:anchor behindDoc="0" distT="0" distB="0" distL="0" distR="0" simplePos="0" locked="0" layoutInCell="1" allowOverlap="1" relativeHeight="7">
-            <wp:simplePos x="0" y="0"/>
-            <wp:positionH relativeFrom="column">
-              <wp:posOffset>3832860</wp:posOffset>
-            </wp:positionH>
-            <wp:positionV relativeFrom="paragraph">
-              <wp:posOffset>9525</wp:posOffset>
-            </wp:positionV>
-            <wp:extent cx="815340" cy="941705"/>
-            <wp:effectExtent l="0" t="0" r="0" b="0"/>
-            <wp:wrapNone/>
-            <wp:docPr id="6" name="Picture 10" descr=""/>
-            <wp:cNvGraphicFramePr>
-              <a:graphicFrameLocks xmlns:a="http://schemas.openxmlformats.org/drawingml/2006/main" noChangeAspect="1"/>
-            </wp:cNvGraphicFramePr>
-            <a:graphic xmlns:a="http://schemas.openxmlformats.org/drawingml/2006/main">
-              <a:graphicData uri="http://schemas.openxmlformats.org/drawingml/2006/picture">
-                <pic:pic xmlns:pic="http://schemas.openxmlformats.org/drawingml/2006/picture">
-                  <pic:nvPicPr>
-                    <pic:cNvPr id="6" name="Picture 10" descr=""/>
-                    <pic:cNvPicPr>
-                      <a:picLocks noChangeAspect="1" noChangeArrowheads="1"/>
-                    </pic:cNvPicPr>
-                  </pic:nvPicPr>
-                  <pic:blipFill>
-                    <a:blip r:embed="rId4"/>
-                    <a:stretch>
-                      <a:fillRect/>
-                    </a:stretch>
-                  </pic:blipFill>
-                  <pic:spPr bwMode="auto">
-                    <a:xfrm>
-                      <a:off x="0" y="0"/>
-                      <a:ext cx="815340" cy="941705"/>
-                    </a:xfrm>
-                    <a:prstGeom prst="rect">
-                      <a:avLst/>
-                    </a:prstGeom>
-                  </pic:spPr>
-                </pic:pic>
-              </a:graphicData>
-            </a:graphic>
-          </wp:anchor>
-        </w:drawing>
-      </w:r>
-    </w:p>
-    <w:p>
-      <w:pPr>
-        <w:pStyle w:val="ListParagraph"/>
-        <w:numPr>
-          <w:ilvl w:val="1"/>
-          <w:numId w:val="3"/>
-        </w:numPr>
-        <w:rPr/>
-      </w:pPr>
-      <w:r>
-        <w:rPr/>
-        <w:t xml:space="preserve">When collecting your order you can swipe in store. </w:t>
-      </w:r>
-    </w:p>
-    <w:p>
-      <w:pPr>
-        <w:pStyle w:val="Normal"/>
-        <w:rPr/>
-      </w:pPr>
-      <w:r>
-        <w:rPr/>
-      </w:r>
-    </w:p>
-    <w:p>
-      <w:pPr>
-        <w:pStyle w:val="Normal"/>
-        <w:rPr/>
-      </w:pPr>
-      <w:r>
-        <w:rPr/>
-        <w:t xml:space="preserve"> </w:t>
-      </w:r>
-    </w:p>
-    <w:p>
-      <w:pPr>
-        <w:pStyle w:val="Normal"/>
-        <w:rPr/>
-      </w:pPr>
-      <w:r>
-        <w:drawing>
-          <wp:anchor behindDoc="0" distT="0" distB="0" distL="0" distR="0" simplePos="0" locked="0" layoutInCell="1" allowOverlap="1" relativeHeight="8">
-            <wp:simplePos x="0" y="0"/>
-            <wp:positionH relativeFrom="column">
-              <wp:posOffset>792480</wp:posOffset>
-            </wp:positionH>
-            <wp:positionV relativeFrom="paragraph">
-              <wp:posOffset>367665</wp:posOffset>
-            </wp:positionV>
-            <wp:extent cx="2156460" cy="1539240"/>
-            <wp:effectExtent l="0" t="0" r="0" b="0"/>
-            <wp:wrapNone/>
-            <wp:docPr id="7" name="Picture 11" descr=""/>
-            <wp:cNvGraphicFramePr>
-              <a:graphicFrameLocks xmlns:a="http://schemas.openxmlformats.org/drawingml/2006/main" noChangeAspect="1"/>
-            </wp:cNvGraphicFramePr>
-            <a:graphic xmlns:a="http://schemas.openxmlformats.org/drawingml/2006/main">
-              <a:graphicData uri="http://schemas.openxmlformats.org/drawingml/2006/picture">
-                <pic:pic xmlns:pic="http://schemas.openxmlformats.org/drawingml/2006/picture">
-                  <pic:nvPicPr>
-                    <pic:cNvPr id="7" name="Picture 11" descr=""/>
-                    <pic:cNvPicPr>
-                      <a:picLocks noChangeAspect="1" noChangeArrowheads="1"/>
-                    </pic:cNvPicPr>
-                  </pic:nvPicPr>
-                  <pic:blipFill>
-                    <a:blip r:embed="rId5"/>
-                    <a:stretch>
-                      <a:fillRect/>
-                    </a:stretch>
-                  </pic:blipFill>
-                  <pic:spPr bwMode="auto">
-                    <a:xfrm>
-                      <a:off x="0" y="0"/>
-                      <a:ext cx="2156460" cy="1539240"/>
-                    </a:xfrm>
-                    <a:prstGeom prst="rect">
-                      <a:avLst/>
-                    </a:prstGeom>
-                  </pic:spPr>
-                </pic:pic>
-              </a:graphicData>
-            </a:graphic>
-          </wp:anchor>
-        </w:drawing>
-      </w:r>
-      <w:r>
-        <w:rPr/>
-        <w:t>Amper so iets net met beskrywings by graphic proses.</w:t>
-      </w:r>
-    </w:p>
-    <w:p>
-      <w:pPr>
-        <w:pStyle w:val="Normal"/>
-        <w:rPr/>
-      </w:pPr>
-      <w:r>
-        <w:rPr/>
-      </w:r>
-    </w:p>
-    <w:p>
-      <w:pPr>
-        <w:pStyle w:val="Normal"/>
-        <w:rPr/>
-      </w:pPr>
-      <w:r>
-        <w:rPr/>
-      </w:r>
-    </w:p>
-    <w:p>
-      <w:pPr>
-        <w:pStyle w:val="Normal"/>
-        <w:rPr/>
-      </w:pPr>
-      <w:r>
-        <w:rPr/>
-      </w:r>
-    </w:p>
-    <w:p>
-      <w:pPr>
-        <w:pStyle w:val="Normal"/>
-        <w:rPr/>
-      </w:pPr>
-      <w:r>
-        <w:rPr/>
-      </w:r>
-    </w:p>
-    <w:p>
-      <w:pPr>
-        <w:pStyle w:val="Normal"/>
-        <w:rPr/>
-      </w:pPr>
-      <w:r>
-        <w:rPr/>
-      </w:r>
-    </w:p>
-    <w:p>
-      <w:pPr>
-        <w:pStyle w:val="Normal"/>
-        <w:rPr/>
-      </w:pPr>
-      <w:r>
-        <w:rPr/>
-      </w:r>
-    </w:p>
-    <w:p>
-      <w:pPr>
-        <w:pStyle w:val="ListParagraph"/>
-        <w:numPr>
-          <w:ilvl w:val="0"/>
-          <w:numId w:val="3"/>
-        </w:numPr>
-        <w:tabs>
-          <w:tab w:val="clear" w:pos="720"/>
-          <w:tab w:val="left" w:pos="2040" w:leader="none"/>
-        </w:tabs>
-        <w:rPr/>
-      </w:pPr>
-      <w:r>
-        <w:rPr/>
-        <w:t>Can we take meat over the border when travelling from Namibia to South Africa?</w:t>
-      </w:r>
-    </w:p>
-    <w:p>
-      <w:pPr>
-        <w:pStyle w:val="ListParagraph"/>
-        <w:tabs>
-          <w:tab w:val="clear" w:pos="720"/>
-          <w:tab w:val="left" w:pos="2040" w:leader="none"/>
-        </w:tabs>
-        <w:rPr/>
-      </w:pPr>
-      <w:r>
-        <w:rPr/>
-        <w:t xml:space="preserve">Yes, you are allowed to take 25 kg of meat per person but not more than 75 kg per car. It is recommended to keep receipts for meat bought in Namibia for border inspection. Remember to declare your meat at the South African Border. </w:t>
-      </w:r>
-    </w:p>
-    <w:p>
-      <w:pPr>
-        <w:pStyle w:val="ListParagraph"/>
-        <w:tabs>
-          <w:tab w:val="clear" w:pos="720"/>
-          <w:tab w:val="left" w:pos="2040" w:leader="none"/>
-        </w:tabs>
-        <w:rPr/>
-      </w:pPr>
-      <w:r>
-        <w:rPr/>
-      </w:r>
-    </w:p>
-    <w:p>
-      <w:pPr>
-        <w:pStyle w:val="ListParagraph"/>
-        <w:numPr>
-          <w:ilvl w:val="0"/>
-          <w:numId w:val="3"/>
-        </w:numPr>
-        <w:tabs>
-          <w:tab w:val="clear" w:pos="720"/>
-          <w:tab w:val="left" w:pos="2040" w:leader="none"/>
-        </w:tabs>
-        <w:rPr/>
-      </w:pPr>
-      <w:r>
-        <w:rPr/>
-        <w:t>What is the regulation for bringing meat from South Africa to Namibia?</w:t>
-      </w:r>
-    </w:p>
-    <w:p>
-      <w:pPr>
-        <w:pStyle w:val="ListParagraph"/>
-        <w:tabs>
-          <w:tab w:val="clear" w:pos="720"/>
-          <w:tab w:val="left" w:pos="2040" w:leader="none"/>
-        </w:tabs>
-        <w:spacing w:before="0" w:after="160"/>
-        <w:contextualSpacing/>
-        <w:rPr/>
-      </w:pPr>
-      <w:r>
-        <w:rPr/>
-        <w:t xml:space="preserve">Due to the Foot-and- Mouth Disease in South Africa all meat and animal products, including raw or cooked products, are prohibited from entering Namibia. The primary goal is to prevent the Foot-and- Mouth Disease entering the country which can have a devastating effect on the local economy, livestock industry and Namibia’s valuable export markets. </w:t>
       </w:r>
     </w:p>
     <w:p>
@@ -1273,133 +501,11 @@
       </w:rPr>
     </w:lvl>
   </w:abstractNum>
-  <w:abstractNum w:abstractNumId="3">
-    <w:lvl w:ilvl="0">
-      <w:start w:val="1"/>
-      <w:numFmt w:val="decimal"/>
-      <w:lvlText w:val="%1)"/>
-      <w:lvlJc w:val="left"/>
-      <w:pPr>
-        <w:tabs>
-          <w:tab w:val="num" w:pos="0"/>
-        </w:tabs>
-        <w:ind w:left="720" w:hanging="360"/>
-      </w:pPr>
-      <w:rPr/>
-    </w:lvl>
-    <w:lvl w:ilvl="1">
-      <w:start w:val="1"/>
-      <w:numFmt w:val="lowerLetter"/>
-      <w:lvlText w:val="%2."/>
-      <w:lvlJc w:val="left"/>
-      <w:pPr>
-        <w:tabs>
-          <w:tab w:val="num" w:pos="0"/>
-        </w:tabs>
-        <w:ind w:left="1440" w:hanging="360"/>
-      </w:pPr>
-      <w:rPr/>
-    </w:lvl>
-    <w:lvl w:ilvl="2">
-      <w:start w:val="1"/>
-      <w:numFmt w:val="lowerRoman"/>
-      <w:lvlText w:val="%3."/>
-      <w:lvlJc w:val="right"/>
-      <w:pPr>
-        <w:tabs>
-          <w:tab w:val="num" w:pos="0"/>
-        </w:tabs>
-        <w:ind w:left="2160" w:hanging="180"/>
-      </w:pPr>
-      <w:rPr/>
-    </w:lvl>
-    <w:lvl w:ilvl="3">
-      <w:start w:val="1"/>
-      <w:numFmt w:val="decimal"/>
-      <w:lvlText w:val="%4."/>
-      <w:lvlJc w:val="left"/>
-      <w:pPr>
-        <w:tabs>
-          <w:tab w:val="num" w:pos="0"/>
-        </w:tabs>
-        <w:ind w:left="2880" w:hanging="360"/>
-      </w:pPr>
-      <w:rPr/>
-    </w:lvl>
-    <w:lvl w:ilvl="4">
-      <w:start w:val="1"/>
-      <w:numFmt w:val="lowerLetter"/>
-      <w:lvlText w:val="%5."/>
-      <w:lvlJc w:val="left"/>
-      <w:pPr>
-        <w:tabs>
-          <w:tab w:val="num" w:pos="0"/>
-        </w:tabs>
-        <w:ind w:left="3600" w:hanging="360"/>
-      </w:pPr>
-      <w:rPr/>
-    </w:lvl>
-    <w:lvl w:ilvl="5">
-      <w:start w:val="1"/>
-      <w:numFmt w:val="lowerRoman"/>
-      <w:lvlText w:val="%6."/>
-      <w:lvlJc w:val="right"/>
-      <w:pPr>
-        <w:tabs>
-          <w:tab w:val="num" w:pos="0"/>
-        </w:tabs>
-        <w:ind w:left="4320" w:hanging="180"/>
-      </w:pPr>
-      <w:rPr/>
-    </w:lvl>
-    <w:lvl w:ilvl="6">
-      <w:start w:val="1"/>
-      <w:numFmt w:val="decimal"/>
-      <w:lvlText w:val="%7."/>
-      <w:lvlJc w:val="left"/>
-      <w:pPr>
-        <w:tabs>
-          <w:tab w:val="num" w:pos="0"/>
-        </w:tabs>
-        <w:ind w:left="5040" w:hanging="360"/>
-      </w:pPr>
-      <w:rPr/>
-    </w:lvl>
-    <w:lvl w:ilvl="7">
-      <w:start w:val="1"/>
-      <w:numFmt w:val="lowerLetter"/>
-      <w:lvlText w:val="%8."/>
-      <w:lvlJc w:val="left"/>
-      <w:pPr>
-        <w:tabs>
-          <w:tab w:val="num" w:pos="0"/>
-        </w:tabs>
-        <w:ind w:left="5760" w:hanging="360"/>
-      </w:pPr>
-      <w:rPr/>
-    </w:lvl>
-    <w:lvl w:ilvl="8">
-      <w:start w:val="1"/>
-      <w:numFmt w:val="lowerRoman"/>
-      <w:lvlText w:val="%9."/>
-      <w:lvlJc w:val="right"/>
-      <w:pPr>
-        <w:tabs>
-          <w:tab w:val="num" w:pos="0"/>
-        </w:tabs>
-        <w:ind w:left="6480" w:hanging="180"/>
-      </w:pPr>
-      <w:rPr/>
-    </w:lvl>
-  </w:abstractNum>
   <w:num w:numId="1">
     <w:abstractNumId w:val="1"/>
   </w:num>
   <w:num w:numId="2">
     <w:abstractNumId w:val="2"/>
-  </w:num>
-  <w:num w:numId="3">
-    <w:abstractNumId w:val="3"/>
   </w:num>
 </w:numbering>
 </file>
